--- a/docs/使用说明/文员操作手册_速查版.docx
+++ b/docs/使用说明/文员操作手册_速查版.docx
@@ -100,7 +100,7 @@
           <w:sz w:val="24"/>
           <w:lang w:eastAsia="zh-CN"/>
         </w:rPr>
-        <w:t>版本：2026-10-26</w:t>
+        <w:t>版本：2026-10-27</w:t>
       </w:r>
     </w:p>
     <w:p>
@@ -3887,7 +3887,7 @@
                 <w:rFonts w:ascii="微软雅黑" w:hAnsi="微软雅黑" w:eastAsia="微软雅黑"/>
                 <w:lang w:eastAsia="zh-CN"/>
               </w:rPr>
-              <w:t>岗位、入职日期、身份证号、合同公司</w:t>
+              <w:t>岗位、入职日期、离职日期、身份证号、合同公司</w:t>
             </w:r>
           </w:p>
         </w:tc>
@@ -3908,7 +3908,22 @@
                 <w:rFonts w:ascii="微软雅黑" w:hAnsi="微软雅黑" w:eastAsia="微软雅黑"/>
                 <w:lang w:eastAsia="zh-CN"/>
               </w:rPr>
-              <w:t>合同公司 = 实际签合同发工资的主体</w:t>
+              <w:t>合同公司 = 实际签合同发工资的主体；</w:t>
+            </w:r>
+            <w:r>
+              <w:rPr>
+                <w:rFonts w:ascii="微软雅黑" w:hAnsi="微软雅黑" w:eastAsia="微软雅黑"/>
+                <w:b/>
+                <w:lang w:eastAsia="zh-CN"/>
+              </w:rPr>
+              <w:t>离职日期</w:t>
+            </w:r>
+            <w:r>
+              <w:rPr>
+                <w:rFonts w:ascii="微软雅黑" w:hAnsi="微软雅黑" w:eastAsia="微软雅黑"/>
+                <w:lang w:eastAsia="zh-CN"/>
+              </w:rPr>
+              <w:t>停用员工时默认填当天，可手工改，重新启用会清空</w:t>
             </w:r>
           </w:p>
         </w:tc>
@@ -5045,7 +5060,7 @@
           <w:rFonts w:ascii="微软雅黑" w:hAnsi="微软雅黑" w:eastAsia="微软雅黑"/>
           <w:lang w:eastAsia="zh-CN"/>
         </w:rPr>
-        <w:t>每张卡片分块展示：组织信息（部门、考勤组、直属上级、岗位）、联系方式、证件信息（身份证号及照片）、紧急联系人、合同 / 入职信息、账号信息（创建 / 最近修改 / 最近登录）。</w:t>
+        <w:t>每张卡片分块展示：组织信息（部门、考勤组、直属上级、岗位）、联系方式、证件信息（身份证号及照片）、紧急联系人、合同 / 入职 / 离职信息、账号信息（创建 / 最近修改 / 最近登录）。</w:t>
       </w:r>
     </w:p>
     <w:p>
@@ -5288,7 +5303,22 @@
           <w:rFonts w:ascii="微软雅黑" w:hAnsi="微软雅黑" w:eastAsia="微软雅黑"/>
           <w:lang w:eastAsia="zh-CN"/>
         </w:rPr>
-        <w:t>：部门、职位、考勤组、计时工模式起始日、角色、账号状态（含免考勤）、入职日、直属上级、手机、</w:t>
+        <w:t>：部门、职位、考勤组、计时工模式起始日、角色、账号状态（含免考勤）、入职日、</w:t>
+      </w:r>
+      <w:r>
+        <w:rPr>
+          <w:rFonts w:ascii="微软雅黑" w:hAnsi="微软雅黑" w:eastAsia="微软雅黑"/>
+          <w:b/>
+          <w:lang w:eastAsia="zh-CN"/>
+        </w:rPr>
+        <w:t>离职日</w:t>
+      </w:r>
+      <w:r>
+        <w:rPr>
+          <w:rFonts w:ascii="微软雅黑" w:hAnsi="微软雅黑" w:eastAsia="微软雅黑"/>
+          <w:lang w:eastAsia="zh-CN"/>
+        </w:rPr>
+        <w:t>、直属上级、手机、</w:t>
       </w:r>
       <w:r>
         <w:rPr>
@@ -9376,7 +9406,22 @@
           <w:rFonts w:ascii="微软雅黑" w:hAnsi="微软雅黑" w:eastAsia="微软雅黑"/>
           <w:lang w:eastAsia="zh-CN"/>
         </w:rPr>
-        <w:t>姓名、考勤组、部门、工号、职位、合同公司、考勤结果、出勤天数、请假天数、正班工时(h)、迟到时长 / 次数、早退时长 / 次数、上班缺卡次数、下班缺卡次数、旷工天数、出差时长(h)、夜班次数、夜班总工时(h)、加班总时长(h)、工作日加班(h)、休息日加班(h)、应出勤天数、实际总工时(h)（正班 + 加班），以及每日格子。</w:t>
+        <w:t>姓名、考勤组、部门、工号、职位、合同公司、考勤结果、出勤天数、请假天数、正班工时(h)、迟到时长 / 次数、早退时长 / 次数、上班缺卡次数、下班缺卡次数、旷工天数、出差时长(h)、夜班次数、夜班总工时(h)、加班总时长(h)、工作日加班(h)、休息日加班(h)、应出勤天数、实际总工时(h)（正班 + 加班），以及每日格子；Excel 汇总表的</w:t>
+      </w:r>
+      <w:r>
+        <w:rPr>
+          <w:rFonts w:ascii="微软雅黑" w:hAnsi="微软雅黑" w:eastAsia="微软雅黑"/>
+          <w:b/>
+          <w:lang w:eastAsia="zh-CN"/>
+        </w:rPr>
+        <w:t>最后一列是离职日期</w:t>
+      </w:r>
+      <w:r>
+        <w:rPr>
+          <w:rFonts w:ascii="微软雅黑" w:hAnsi="微软雅黑" w:eastAsia="微软雅黑"/>
+          <w:lang w:eastAsia="zh-CN"/>
+        </w:rPr>
+        <w:t>（新列加在最后，发薪程序按位置读表不会错位），报表页里则排在合同公司后面。</w:t>
       </w:r>
     </w:p>
     <w:p>
